--- a/docs/MP-Lab-Completion-Guide.docx
+++ b/docs/MP-Lab-Completion-Guide.docx
@@ -524,7 +524,7 @@
             <w:rStyle w:val="Hyperlink"/>
             <w:b/>
           </w:rPr>
-          <w:t xml:space="preserve">https://crc.guac.01.tcecure.com/#/</w:t>
+          <w:t xml:space="preserve">https://guac.01.digitalrcc.com/#/</w:t>
         </w:r>
       </w:hyperlink>
     </w:p>
@@ -952,7 +952,7 @@
             <w:rStyle w:val="Hyperlink"/>
             <w:b/>
           </w:rPr>
-          <w:t xml:space="preserve">https://training.status.tcecure.com/pod/XX</w:t>
+          <w:t xml:space="preserve">https://training.digitalrcc.com/pod/XX</w:t>
         </w:r>
       </w:hyperlink>
       <w:r>
@@ -3538,40 +3538,40 @@
         <w:pStyle w:val="BlockText"/>
       </w:pPr>
       <w:r>
-        <w:rPr>
-          <w:b/>
-        </w:rPr>
-        <w:t xml:space="preserve">This cohort:</w:t>
-      </w:r>
-      <w:r>
-        <w:t xml:space="preserve"> </w:t>
-      </w:r>
-      <w:r>
-        <w:t xml:space="preserve">re-creating and formatting a volume requires administrator</w:t>
-      </w:r>
-      <w:r>
-        <w:t xml:space="preserve"> </w:t>
-      </w:r>
-      <w:r>
-        <w:t xml:space="preserve">rights on this shared server, so the disk-management step is performed by the</w:t>
-      </w:r>
-      <w:r>
-        <w:t xml:space="preserve"> </w:t>
-      </w:r>
-      <w:r>
-        <w:t xml:space="preserve">instructor and is not graded. Read step 3 so you know how it is done, then</w:t>
-      </w:r>
-      <w:r>
-        <w:t xml:space="preserve"> </w:t>
-      </w:r>
-      <w:r>
-        <w:t xml:space="preserve">complete the log and certificate in step 5 — that is what is graded. When pods</w:t>
-      </w:r>
-      <w:r>
-        <w:t xml:space="preserve"> </w:t>
-      </w:r>
-      <w:r>
-        <w:t xml:space="preserve">move to their own servers you will perform the sanitization yourself.</w:t>
+        <w:t xml:space="preserve">You are a local administrator on your own pod server, so you perform the</w:t>
+      </w:r>
+      <w:r>
+        <w:t xml:space="preserve"> </w:t>
+      </w:r>
+      <w:r>
+        <w:t xml:space="preserve">sanitization yourself in step 3 and it</w:t>
+      </w:r>
+      <w:r>
+        <w:t xml:space="preserve"> </w:t>
+      </w:r>
+      <w:r>
+        <w:rPr>
+          <w:b/>
+        </w:rPr>
+        <w:t xml:space="preserve">is</w:t>
+      </w:r>
+      <w:r>
+        <w:t xml:space="preserve"> </w:t>
+      </w:r>
+      <w:r>
+        <w:t xml:space="preserve">graded: the verification mounts</w:t>
+      </w:r>
+      <w:r>
+        <w:t xml:space="preserve"> </w:t>
+      </w:r>
+      <w:r>
+        <w:t xml:space="preserve">the media and checks the label, that the volume is empty, and that it is a new</w:t>
+      </w:r>
+      <w:r>
+        <w:t xml:space="preserve"> </w:t>
+      </w:r>
+      <w:r>
+        <w:t xml:space="preserve">volume rather than an emptied one.</w:t>
       </w:r>
     </w:p>
     <w:p>
@@ -3852,13 +3852,28 @@
         <w:rPr>
           <w:b/>
         </w:rPr>
-        <w:t xml:space="preserve">How the volume is re-created</w:t>
-      </w:r>
-      <w:r>
-        <w:t xml:space="preserve"> </w:t>
-      </w:r>
-      <w:r>
-        <w:t xml:space="preserve">(reference for this cohort — administrator step, do not attempt): the volume is deleted and a new one created and fully formatted, not merely emptied.</w:t>
+        <w:t xml:space="preserve">Re-create the volume:</w:t>
+      </w:r>
+      <w:r>
+        <w:t xml:space="preserve"> </w:t>
+      </w:r>
+      <w:r>
+        <w:t xml:space="preserve">delete it and create a new one, fully formatted — not merely emptied. Do this from an</w:t>
+      </w:r>
+      <w:r>
+        <w:t xml:space="preserve"> </w:t>
+      </w:r>
+      <w:r>
+        <w:rPr>
+          <w:b/>
+        </w:rPr>
+        <w:t xml:space="preserve">elevated</w:t>
+      </w:r>
+      <w:r>
+        <w:t xml:space="preserve"> </w:t>
+      </w:r>
+      <w:r>
+        <w:t xml:space="preserve">session (right-click PowerShell → Run as administrator; accept the UAC prompt).</w:t>
       </w:r>
     </w:p>
     <w:p>
@@ -4538,13 +4553,13 @@
         <w:rPr>
           <w:b/>
         </w:rPr>
-        <w:t xml:space="preserve">Validation</w:t>
-      </w:r>
-      <w:r>
-        <w:t xml:space="preserve"> </w:t>
-      </w:r>
-      <w:r>
-        <w:t xml:space="preserve">(performed with the sanitization): the label reads</w:t>
+        <w:t xml:space="preserve">Validate your own work:</w:t>
+      </w:r>
+      <w:r>
+        <w:t xml:space="preserve"> </w:t>
+      </w:r>
+      <w:r>
+        <w:t xml:space="preserve">the label reads</w:t>
       </w:r>
       <w:r>
         <w:t xml:space="preserve"> </w:t>
@@ -4586,7 +4601,7 @@
         <w:t xml:space="preserve">$RECYCLE.BIN</w:t>
       </w:r>
       <w:r>
-        <w:t xml:space="preserve">.</w:t>
+        <w:t xml:space="preserve">. Dismount the image when you are finished — leaving it attached does not fail the check, but the drive letter stays in use.</w:t>
       </w:r>
     </w:p>
     <w:p>
@@ -5004,6 +5019,63 @@
         <w:pStyle w:val="Compact"/>
       </w:pPr>
       <w:r>
+        <w:t xml:space="preserve">☐</w:t>
+      </w:r>
+      <w:r>
+        <w:t xml:space="preserve"> </w:t>
+      </w:r>
+      <w:r>
+        <w:rPr>
+          <w:rStyle w:val="VerbatimChar"/>
+        </w:rPr>
+        <w:t xml:space="preserve">PXX-FCI-USB.vhdx</w:t>
+      </w:r>
+      <w:r>
+        <w:t xml:space="preserve"> </w:t>
+      </w:r>
+      <w:r>
+        <w:t xml:space="preserve">holds a</w:t>
+      </w:r>
+      <w:r>
+        <w:t xml:space="preserve"> </w:t>
+      </w:r>
+      <w:r>
+        <w:rPr>
+          <w:b/>
+        </w:rPr>
+        <w:t xml:space="preserve">new</w:t>
+      </w:r>
+      <w:r>
+        <w:t xml:space="preserve"> </w:t>
+      </w:r>
+      <w:r>
+        <w:t xml:space="preserve">NTFS volume labelled</w:t>
+      </w:r>
+      <w:r>
+        <w:t xml:space="preserve"> </w:t>
+      </w:r>
+      <w:r>
+        <w:rPr>
+          <w:rStyle w:val="VerbatimChar"/>
+        </w:rPr>
+        <w:t xml:space="preserve">PXX-SANITIZED</w:t>
+      </w:r>
+      <w:r>
+        <w:t xml:space="preserve"> </w:t>
+      </w:r>
+      <w:r>
+        <w:t xml:space="preserve">with no files or folders left on it</w:t>
+      </w:r>
+    </w:p>
+    <w:p>
+      <w:pPr>
+        <w:numPr>
+          <w:ilvl w:val="0"/>
+          <w:numId w:val="1027"/>
+        </w:numPr>
+        <w:pStyle w:val="Compact"/>
+      </w:pPr>
+      <w:r>
         <w:t xml:space="preserve">☐ Sanitization</w:t>
       </w:r>
       <w:r>
@@ -6416,7 +6488,7 @@
                 <w:rPr>
                   <w:rStyle w:val="Hyperlink"/>
                 </w:rPr>
-                <w:t xml:space="preserve">https://training.status.tcecure.com/pod/XX</w:t>
+                <w:t xml:space="preserve">https://training.digitalrcc.com/pod/XX</w:t>
               </w:r>
             </w:hyperlink>
           </w:p>
@@ -7308,7 +7380,7 @@
           <w:rPr>
             <w:rStyle w:val="Hyperlink"/>
           </w:rPr>
-          <w:t xml:space="preserve">https://training.status.tcecure.com/pod/XX</w:t>
+          <w:t xml:space="preserve">https://training.digitalrcc.com/pod/XX</w:t>
         </w:r>
       </w:hyperlink>
     </w:p>

--- a/docs/MP-Lab-Completion-Guide.docx
+++ b/docs/MP-Lab-Completion-Guide.docx
@@ -294,7 +294,33 @@
         <w:t xml:space="preserve"> </w:t>
       </w:r>
       <w:r>
-        <w:t xml:space="preserve">(your instructor will provide your username and password)</w:t>
+        <w:t xml:space="preserve">— your username and lab password are shown in the portal at</w:t>
+      </w:r>
+      <w:r>
+        <w:t xml:space="preserve"> </w:t>
+      </w:r>
+      <w:hyperlink r:id="rId24">
+        <w:r>
+          <w:rPr>
+            <w:rStyle w:val="Hyperlink"/>
+          </w:rPr>
+          <w:t xml:space="preserve">https://my.digitalrcc.com</w:t>
+        </w:r>
+      </w:hyperlink>
+      <w:r>
+        <w:t xml:space="preserve"> </w:t>
+      </w:r>
+      <w:r>
+        <w:t xml:space="preserve">under</w:t>
+      </w:r>
+      <w:r>
+        <w:t xml:space="preserve"> </w:t>
+      </w:r>
+      <w:r>
+        <w:rPr>
+          <w:b/>
+        </w:rPr>
+        <w:t xml:space="preserve">Start Here → Lab Access</w:t>
       </w:r>
     </w:p>
     <w:p>
@@ -313,11 +339,11 @@
       <w:pPr>
         <w:pStyle w:val="Heading3"/>
       </w:pPr>
-      <w:bookmarkStart w:id="24" w:name="what-you-will-be-doing"/>
+      <w:bookmarkStart w:id="25" w:name="what-you-will-be-doing"/>
       <w:r>
         <w:t xml:space="preserve">What You Will Be Doing</w:t>
       </w:r>
-      <w:bookmarkEnd w:id="24"/>
+      <w:bookmarkEnd w:id="25"/>
     </w:p>
     <w:p>
       <w:pPr>
@@ -369,11 +395,11 @@
       <w:pPr>
         <w:pStyle w:val="Heading3"/>
       </w:pPr>
-      <w:bookmarkStart w:id="25" w:name="cmmc-context"/>
+      <w:bookmarkStart w:id="26" w:name="cmmc-context"/>
       <w:r>
         <w:t xml:space="preserve">CMMC Context</w:t>
       </w:r>
-      <w:bookmarkEnd w:id="25"/>
+      <w:bookmarkEnd w:id="26"/>
     </w:p>
     <w:p>
       <w:pPr>
@@ -453,11 +479,11 @@
       <w:pPr>
         <w:pStyle w:val="Heading2"/>
       </w:pPr>
-      <w:bookmarkStart w:id="26" w:name="how-to-connect-to-the-lab-environment"/>
+      <w:bookmarkStart w:id="27" w:name="how-to-connect-to-the-lab-environment"/>
       <w:r>
         <w:t xml:space="preserve">How to Connect to the Lab Environment</w:t>
       </w:r>
-      <w:bookmarkEnd w:id="26"/>
+      <w:bookmarkEnd w:id="27"/>
     </w:p>
     <w:p>
       <w:pPr>
@@ -486,11 +512,11 @@
       <w:pPr>
         <w:pStyle w:val="Heading3"/>
       </w:pPr>
-      <w:bookmarkStart w:id="27" w:name="step-1-open-the-guacamole-gateway"/>
+      <w:bookmarkStart w:id="28" w:name="step-1-open-the-guacamole-gateway"/>
       <w:r>
         <w:t xml:space="preserve">Step 1: Open the Guacamole Gateway</w:t>
       </w:r>
-      <w:bookmarkEnd w:id="27"/>
+      <w:bookmarkEnd w:id="28"/>
     </w:p>
     <w:p>
       <w:pPr>
@@ -518,7 +544,7 @@
       <w:r>
         <w:t xml:space="preserve"> </w:t>
       </w:r>
-      <w:hyperlink r:id="rId28">
+      <w:hyperlink r:id="rId29">
         <w:r>
           <w:rPr>
             <w:rStyle w:val="Hyperlink"/>
@@ -544,11 +570,11 @@
       <w:pPr>
         <w:pStyle w:val="Heading3"/>
       </w:pPr>
-      <w:bookmarkStart w:id="29" w:name="Xe90d7d5e4efae25eb475e9742c935b4a645a514"/>
+      <w:bookmarkStart w:id="30" w:name="Xe90d7d5e4efae25eb475e9742c935b4a645a514"/>
       <w:r>
         <w:t xml:space="preserve">Step 2: Log In with Your Student Credentials</w:t>
       </w:r>
-      <w:bookmarkEnd w:id="29"/>
+      <w:bookmarkEnd w:id="30"/>
     </w:p>
     <w:p>
       <w:pPr>
@@ -679,7 +705,57 @@
         <w:t xml:space="preserve"> </w:t>
       </w:r>
       <w:r>
-        <w:t xml:space="preserve">(provided by your instructor)</w:t>
+        <w:t xml:space="preserve">— sign in to the portal at</w:t>
+      </w:r>
+      <w:r>
+        <w:t xml:space="preserve"> </w:t>
+      </w:r>
+      <w:hyperlink r:id="rId24">
+        <w:r>
+          <w:rPr>
+            <w:rStyle w:val="Hyperlink"/>
+          </w:rPr>
+          <w:t xml:space="preserve">https://my.digitalrcc.com</w:t>
+        </w:r>
+      </w:hyperlink>
+      <w:r>
+        <w:t xml:space="preserve">, open</w:t>
+      </w:r>
+      <w:r>
+        <w:t xml:space="preserve"> </w:t>
+      </w:r>
+      <w:r>
+        <w:rPr>
+          <w:b/>
+        </w:rPr>
+        <w:t xml:space="preserve">Start Here</w:t>
+      </w:r>
+      <w:r>
+        <w:t xml:space="preserve">, and under</w:t>
+      </w:r>
+      <w:r>
+        <w:t xml:space="preserve"> </w:t>
+      </w:r>
+      <w:r>
+        <w:rPr>
+          <w:b/>
+        </w:rPr>
+        <w:t xml:space="preserve">Lab Access</w:t>
+      </w:r>
+      <w:r>
+        <w:t xml:space="preserve"> </w:t>
+      </w:r>
+      <w:r>
+        <w:t xml:space="preserve">click</w:t>
+      </w:r>
+      <w:r>
+        <w:t xml:space="preserve"> </w:t>
+      </w:r>
+      <w:r>
+        <w:rPr>
+          <w:b/>
+        </w:rPr>
+        <w:t xml:space="preserve">Show my lab password</w:t>
       </w:r>
     </w:p>
     <w:p>
@@ -707,11 +783,11 @@
       <w:pPr>
         <w:pStyle w:val="Heading3"/>
       </w:pPr>
-      <w:bookmarkStart w:id="30" w:name="step-3-connect-to-the-domain-controller"/>
-      <w:r>
-        <w:t xml:space="preserve">Step 3: Connect to the Domain Controller</w:t>
-      </w:r>
-      <w:bookmarkEnd w:id="30"/>
+      <w:bookmarkStart w:id="31" w:name="step-3-connect-to-your-pod-server"/>
+      <w:r>
+        <w:t xml:space="preserve">Step 3: Connect to Your Pod Server</w:t>
+      </w:r>
+      <w:bookmarkEnd w:id="31"/>
     </w:p>
     <w:tbl>
       <w:tblPr>
@@ -771,18 +847,18 @@
               <w:rPr>
                 <w:b/>
               </w:rPr>
-              <w:t xml:space="preserve">PODXX-DC</w:t>
-            </w:r>
-          </w:p>
-        </w:tc>
-        <w:tc>
-          <w:p>
-            <w:pPr>
-              <w:pStyle w:val="Compact"/>
-              <w:jc w:val="left"/>
-            </w:pPr>
-            <w:r>
-              <w:t xml:space="preserve">Domain Controller —</w:t>
+              <w:t xml:space="preserve">PODXX-SRV</w:t>
+            </w:r>
+          </w:p>
+        </w:tc>
+        <w:tc>
+          <w:p>
+            <w:pPr>
+              <w:pStyle w:val="Compact"/>
+              <w:jc w:val="left"/>
+            </w:pPr>
+            <w:r>
+              <w:t xml:space="preserve">Your pod server —</w:t>
             </w:r>
             <w:r>
               <w:t xml:space="preserve"> </w:t>
@@ -802,7 +878,34 @@
         <w:pStyle w:val="BodyText"/>
       </w:pPr>
       <w:r>
-        <w:t xml:space="preserve">This is the only connection you get: every MP lab is done on this desktop.</w:t>
+        <w:t xml:space="preserve">This is the only connection you get: every MP lab is done on this desktop. The</w:t>
+      </w:r>
+      <w:r>
+        <w:t xml:space="preserve"> </w:t>
+      </w:r>
+      <w:r>
+        <w:t xml:space="preserve">server is joined to the</w:t>
+      </w:r>
+      <w:r>
+        <w:t xml:space="preserve"> </w:t>
+      </w:r>
+      <w:r>
+        <w:rPr>
+          <w:rStyle w:val="VerbatimChar"/>
+        </w:rPr>
+        <w:t xml:space="preserve">acs-p01.local</w:t>
+      </w:r>
+      <w:r>
+        <w:t xml:space="preserve"> </w:t>
+      </w:r>
+      <w:r>
+        <w:t xml:space="preserve">domain, so you never sign in to a domain</w:t>
+      </w:r>
+      <w:r>
+        <w:t xml:space="preserve"> </w:t>
+      </w:r>
+      <w:r>
+        <w:t xml:space="preserve">controller.</w:t>
       </w:r>
     </w:p>
     <w:p>
@@ -823,7 +926,7 @@
         <w:rPr>
           <w:b/>
         </w:rPr>
-        <w:t xml:space="preserve">PODXX-DC</w:t>
+        <w:t xml:space="preserve">PODXX-SRV</w:t>
       </w:r>
       <w:r>
         <w:t xml:space="preserve"> </w:t>
@@ -838,7 +941,7 @@
         <w:rPr>
           <w:b/>
         </w:rPr>
-        <w:t xml:space="preserve">POD03-DC</w:t>
+        <w:t xml:space="preserve">POD03-SRV</w:t>
       </w:r>
       <w:r>
         <w:t xml:space="preserve">)</w:t>
@@ -904,11 +1007,11 @@
       <w:pPr>
         <w:pStyle w:val="Heading3"/>
       </w:pPr>
-      <w:bookmarkStart w:id="31" w:name="step-4-check-your-lab-progress"/>
+      <w:bookmarkStart w:id="32" w:name="step-4-check-your-lab-progress"/>
       <w:r>
         <w:t xml:space="preserve">Step 4: Check Your Lab Progress</w:t>
       </w:r>
-      <w:bookmarkEnd w:id="31"/>
+      <w:bookmarkEnd w:id="32"/>
     </w:p>
     <w:p>
       <w:pPr>
@@ -946,7 +1049,7 @@
       <w:r>
         <w:t xml:space="preserve"> </w:t>
       </w:r>
-      <w:hyperlink r:id="rId32">
+      <w:hyperlink r:id="rId33">
         <w:r>
           <w:rPr>
             <w:rStyle w:val="Hyperlink"/>
@@ -973,11 +1076,11 @@
       <w:pPr>
         <w:pStyle w:val="Heading2"/>
       </w:pPr>
-      <w:bookmarkStart w:id="33" w:name="how-to-open-your-lab-artifacts"/>
+      <w:bookmarkStart w:id="34" w:name="how-to-open-your-lab-artifacts"/>
       <w:r>
         <w:t xml:space="preserve">How to Open Your Lab Artifacts</w:t>
       </w:r>
-      <w:bookmarkEnd w:id="33"/>
+      <w:bookmarkEnd w:id="34"/>
     </w:p>
     <w:p>
       <w:pPr>
@@ -1150,11 +1253,11 @@
       <w:pPr>
         <w:pStyle w:val="Heading3"/>
       </w:pPr>
-      <w:bookmarkStart w:id="34" w:name="what-you-will-see"/>
+      <w:bookmarkStart w:id="35" w:name="what-you-will-see"/>
       <w:r>
         <w:t xml:space="preserve">What You Will See</w:t>
       </w:r>
-      <w:bookmarkEnd w:id="34"/>
+      <w:bookmarkEnd w:id="35"/>
     </w:p>
     <w:p>
       <w:pPr>
@@ -1825,11 +1928,11 @@
       <w:pPr>
         <w:pStyle w:val="Heading3"/>
       </w:pPr>
-      <w:bookmarkStart w:id="35" w:name="editing-the-csv-answer-files"/>
+      <w:bookmarkStart w:id="36" w:name="editing-the-csv-answer-files"/>
       <w:r>
         <w:t xml:space="preserve">Editing the CSV Answer Files</w:t>
       </w:r>
-      <w:bookmarkEnd w:id="35"/>
+      <w:bookmarkEnd w:id="36"/>
     </w:p>
     <w:p>
       <w:pPr>
@@ -1966,11 +2069,11 @@
       <w:pPr>
         <w:pStyle w:val="Heading2"/>
       </w:pPr>
-      <w:bookmarkStart w:id="36" w:name="understanding-your-pod"/>
+      <w:bookmarkStart w:id="37" w:name="understanding-your-pod"/>
       <w:r>
         <w:t xml:space="preserve">Understanding Your Pod</w:t>
       </w:r>
-      <w:bookmarkEnd w:id="36"/>
+      <w:bookmarkEnd w:id="37"/>
     </w:p>
     <w:p>
       <w:pPr>
@@ -2188,11 +2291,11 @@
       <w:pPr>
         <w:pStyle w:val="Heading2"/>
       </w:pPr>
-      <w:bookmarkStart w:id="37" w:name="working-with-the-lab-media-vhdx-files"/>
+      <w:bookmarkStart w:id="38" w:name="working-with-the-lab-media-vhdx-files"/>
       <w:r>
         <w:t xml:space="preserve">Working With the Lab Media (VHDX Files)</w:t>
       </w:r>
-      <w:bookmarkEnd w:id="37"/>
+      <w:bookmarkEnd w:id="38"/>
     </w:p>
     <w:p>
       <w:pPr>
@@ -2263,11 +2366,11 @@
       <w:pPr>
         <w:pStyle w:val="Heading3"/>
       </w:pPr>
-      <w:bookmarkStart w:id="38" w:name="read-what-is-on-a-drive"/>
+      <w:bookmarkStart w:id="39" w:name="read-what-is-on-a-drive"/>
       <w:r>
         <w:t xml:space="preserve">Read what is on a drive</w:t>
       </w:r>
-      <w:bookmarkEnd w:id="38"/>
+      <w:bookmarkEnd w:id="39"/>
     </w:p>
     <w:p>
       <w:pPr>
@@ -2485,21 +2588,21 @@
       <w:pPr>
         <w:pStyle w:val="Heading2"/>
       </w:pPr>
-      <w:bookmarkStart w:id="39" w:name="module-1-media-protection"/>
+      <w:bookmarkStart w:id="40" w:name="module-1-media-protection"/>
       <w:r>
         <w:t xml:space="preserve">Module 1: Media Protection</w:t>
       </w:r>
-      <w:bookmarkEnd w:id="39"/>
+      <w:bookmarkEnd w:id="40"/>
     </w:p>
     <w:p>
       <w:pPr>
         <w:pStyle w:val="Heading3"/>
       </w:pPr>
-      <w:bookmarkStart w:id="40" w:name="lab-m1-l1-classify-the-media"/>
+      <w:bookmarkStart w:id="41" w:name="lab-m1-l1-classify-the-media"/>
       <w:r>
         <w:t xml:space="preserve">Lab M1-L1: Classify the Media</w:t>
       </w:r>
-      <w:bookmarkEnd w:id="40"/>
+      <w:bookmarkEnd w:id="41"/>
     </w:p>
     <w:p>
       <w:pPr>
@@ -2552,11 +2655,11 @@
       <w:pPr>
         <w:pStyle w:val="Heading4"/>
       </w:pPr>
-      <w:bookmarkStart w:id="41" w:name="scenario"/>
+      <w:bookmarkStart w:id="42" w:name="scenario"/>
       <w:r>
         <w:t xml:space="preserve">Scenario</w:t>
       </w:r>
-      <w:bookmarkEnd w:id="41"/>
+      <w:bookmarkEnd w:id="42"/>
     </w:p>
     <w:p>
       <w:pPr>
@@ -2585,11 +2688,11 @@
       <w:pPr>
         <w:pStyle w:val="Heading4"/>
       </w:pPr>
-      <w:bookmarkStart w:id="42" w:name="what-you-need-1"/>
+      <w:bookmarkStart w:id="43" w:name="what-you-need-1"/>
       <w:r>
         <w:t xml:space="preserve">What You Need</w:t>
       </w:r>
-      <w:bookmarkEnd w:id="42"/>
+      <w:bookmarkEnd w:id="43"/>
     </w:p>
     <w:p>
       <w:pPr>
@@ -2685,11 +2788,11 @@
       <w:pPr>
         <w:pStyle w:val="Heading4"/>
       </w:pPr>
-      <w:bookmarkStart w:id="43" w:name="steps"/>
+      <w:bookmarkStart w:id="44" w:name="steps"/>
       <w:r>
         <w:t xml:space="preserve">Steps</w:t>
       </w:r>
-      <w:bookmarkEnd w:id="43"/>
+      <w:bookmarkEnd w:id="44"/>
     </w:p>
     <w:p>
       <w:pPr>
@@ -3334,11 +3437,11 @@
       <w:pPr>
         <w:pStyle w:val="Heading4"/>
       </w:pPr>
-      <w:bookmarkStart w:id="44" w:name="completion-criteria"/>
+      <w:bookmarkStart w:id="45" w:name="completion-criteria"/>
       <w:r>
         <w:t xml:space="preserve">Completion Criteria</w:t>
       </w:r>
-      <w:bookmarkEnd w:id="44"/>
+      <w:bookmarkEnd w:id="45"/>
     </w:p>
     <w:p>
       <w:pPr>
@@ -3455,11 +3558,11 @@
       <w:pPr>
         <w:pStyle w:val="Heading4"/>
       </w:pPr>
-      <w:bookmarkStart w:id="45" w:name="why-this-matters"/>
+      <w:bookmarkStart w:id="46" w:name="why-this-matters"/>
       <w:r>
         <w:t xml:space="preserve">Why This Matters</w:t>
       </w:r>
-      <w:bookmarkEnd w:id="45"/>
+      <w:bookmarkEnd w:id="46"/>
     </w:p>
     <w:p>
       <w:pPr>
@@ -3480,11 +3583,11 @@
       <w:pPr>
         <w:pStyle w:val="Heading3"/>
       </w:pPr>
-      <w:bookmarkStart w:id="46" w:name="lab-m1-l2-sanitize-media-for-reuse"/>
+      <w:bookmarkStart w:id="47" w:name="lab-m1-l2-sanitize-media-for-reuse"/>
       <w:r>
         <w:t xml:space="preserve">Lab M1-L2: Sanitize Media for Reuse</w:t>
       </w:r>
-      <w:bookmarkEnd w:id="46"/>
+      <w:bookmarkEnd w:id="47"/>
     </w:p>
     <w:p>
       <w:pPr>
@@ -3578,11 +3681,11 @@
       <w:pPr>
         <w:pStyle w:val="Heading4"/>
       </w:pPr>
-      <w:bookmarkStart w:id="47" w:name="scenario-1"/>
+      <w:bookmarkStart w:id="48" w:name="scenario-1"/>
       <w:r>
         <w:t xml:space="preserve">Scenario</w:t>
       </w:r>
-      <w:bookmarkEnd w:id="47"/>
+      <w:bookmarkEnd w:id="48"/>
     </w:p>
     <w:p>
       <w:pPr>
@@ -3617,11 +3720,11 @@
       <w:pPr>
         <w:pStyle w:val="Heading4"/>
       </w:pPr>
-      <w:bookmarkStart w:id="48" w:name="what-you-need-2"/>
+      <w:bookmarkStart w:id="49" w:name="what-you-need-2"/>
       <w:r>
         <w:t xml:space="preserve">What You Need</w:t>
       </w:r>
-      <w:bookmarkEnd w:id="48"/>
+      <w:bookmarkEnd w:id="49"/>
     </w:p>
     <w:p>
       <w:pPr>
@@ -3681,11 +3784,11 @@
       <w:pPr>
         <w:pStyle w:val="Heading4"/>
       </w:pPr>
-      <w:bookmarkStart w:id="49" w:name="steps-1"/>
+      <w:bookmarkStart w:id="50" w:name="steps-1"/>
       <w:r>
         <w:t xml:space="preserve">Steps</w:t>
       </w:r>
-      <w:bookmarkEnd w:id="49"/>
+      <w:bookmarkEnd w:id="50"/>
     </w:p>
     <w:p>
       <w:pPr>
@@ -5004,11 +5107,11 @@
       <w:pPr>
         <w:pStyle w:val="Heading4"/>
       </w:pPr>
-      <w:bookmarkStart w:id="50" w:name="completion-criteria-1"/>
+      <w:bookmarkStart w:id="51" w:name="completion-criteria-1"/>
       <w:r>
         <w:t xml:space="preserve">Completion Criteria</w:t>
       </w:r>
-      <w:bookmarkEnd w:id="50"/>
+      <w:bookmarkEnd w:id="51"/>
     </w:p>
     <w:p>
       <w:pPr>
@@ -5206,11 +5309,11 @@
       <w:pPr>
         <w:pStyle w:val="Heading4"/>
       </w:pPr>
-      <w:bookmarkStart w:id="51" w:name="why-this-matters-1"/>
+      <w:bookmarkStart w:id="52" w:name="why-this-matters-1"/>
       <w:r>
         <w:t xml:space="preserve">Why This Matters</w:t>
       </w:r>
-      <w:bookmarkEnd w:id="51"/>
+      <w:bookmarkEnd w:id="52"/>
     </w:p>
     <w:p>
       <w:pPr>
@@ -5246,11 +5349,11 @@
       <w:pPr>
         <w:pStyle w:val="Heading3"/>
       </w:pPr>
-      <w:bookmarkStart w:id="52" w:name="lab-m1-l3-decide-the-disposition"/>
+      <w:bookmarkStart w:id="53" w:name="lab-m1-l3-decide-the-disposition"/>
       <w:r>
         <w:t xml:space="preserve">Lab M1-L3: Decide the Disposition</w:t>
       </w:r>
-      <w:bookmarkEnd w:id="52"/>
+      <w:bookmarkEnd w:id="53"/>
     </w:p>
     <w:p>
       <w:pPr>
@@ -5303,11 +5406,11 @@
       <w:pPr>
         <w:pStyle w:val="Heading4"/>
       </w:pPr>
-      <w:bookmarkStart w:id="53" w:name="scenario-2"/>
+      <w:bookmarkStart w:id="54" w:name="scenario-2"/>
       <w:r>
         <w:t xml:space="preserve">Scenario</w:t>
       </w:r>
-      <w:bookmarkEnd w:id="53"/>
+      <w:bookmarkEnd w:id="54"/>
     </w:p>
     <w:p>
       <w:pPr>
@@ -5336,11 +5439,11 @@
       <w:pPr>
         <w:pStyle w:val="Heading4"/>
       </w:pPr>
-      <w:bookmarkStart w:id="54" w:name="what-you-need-3"/>
+      <w:bookmarkStart w:id="55" w:name="what-you-need-3"/>
       <w:r>
         <w:t xml:space="preserve">What You Need</w:t>
       </w:r>
-      <w:bookmarkEnd w:id="54"/>
+      <w:bookmarkEnd w:id="55"/>
     </w:p>
     <w:p>
       <w:pPr>
@@ -5412,11 +5515,11 @@
       <w:pPr>
         <w:pStyle w:val="Heading4"/>
       </w:pPr>
-      <w:bookmarkStart w:id="55" w:name="steps-2"/>
+      <w:bookmarkStart w:id="56" w:name="steps-2"/>
       <w:r>
         <w:t xml:space="preserve">Steps</w:t>
       </w:r>
-      <w:bookmarkEnd w:id="55"/>
+      <w:bookmarkEnd w:id="56"/>
     </w:p>
     <w:p>
       <w:pPr>
@@ -6152,11 +6255,11 @@
       <w:pPr>
         <w:pStyle w:val="Heading4"/>
       </w:pPr>
-      <w:bookmarkStart w:id="56" w:name="completion-criteria-2"/>
+      <w:bookmarkStart w:id="57" w:name="completion-criteria-2"/>
       <w:r>
         <w:t xml:space="preserve">Completion Criteria</w:t>
       </w:r>
-      <w:bookmarkEnd w:id="56"/>
+      <w:bookmarkEnd w:id="57"/>
     </w:p>
     <w:p>
       <w:pPr>
@@ -6279,11 +6382,11 @@
       <w:pPr>
         <w:pStyle w:val="Heading4"/>
       </w:pPr>
-      <w:bookmarkStart w:id="57" w:name="why-this-matters-2"/>
+      <w:bookmarkStart w:id="58" w:name="why-this-matters-2"/>
       <w:r>
         <w:t xml:space="preserve">Why This Matters</w:t>
       </w:r>
-      <w:bookmarkEnd w:id="57"/>
+      <w:bookmarkEnd w:id="58"/>
     </w:p>
     <w:p>
       <w:pPr>
@@ -6304,11 +6407,11 @@
       <w:pPr>
         <w:pStyle w:val="Heading2"/>
       </w:pPr>
-      <w:bookmarkStart w:id="58" w:name="quick-reference-where-to-find-things"/>
+      <w:bookmarkStart w:id="59" w:name="quick-reference-where-to-find-things"/>
       <w:r>
         <w:t xml:space="preserve">Quick Reference: Where to Find Things</w:t>
       </w:r>
-      <w:bookmarkEnd w:id="58"/>
+      <w:bookmarkEnd w:id="59"/>
     </w:p>
     <w:tbl>
       <w:tblPr>
@@ -6483,7 +6586,7 @@
               <w:pStyle w:val="Compact"/>
               <w:jc w:val="left"/>
             </w:pPr>
-            <w:hyperlink r:id="rId32">
+            <w:hyperlink r:id="rId33">
               <w:r>
                 <w:rPr>
                   <w:rStyle w:val="Hyperlink"/>
@@ -6499,11 +6602,11 @@
       <w:pPr>
         <w:pStyle w:val="Heading3"/>
       </w:pPr>
-      <w:bookmarkStart w:id="59" w:name="media-handling-terms"/>
+      <w:bookmarkStart w:id="60" w:name="media-handling-terms"/>
       <w:r>
         <w:t xml:space="preserve">Media Handling Terms</w:t>
       </w:r>
-      <w:bookmarkEnd w:id="59"/>
+      <w:bookmarkEnd w:id="60"/>
     </w:p>
     <w:tbl>
       <w:tblPr>
@@ -6699,11 +6802,11 @@
       <w:pPr>
         <w:pStyle w:val="Heading2"/>
       </w:pPr>
-      <w:bookmarkStart w:id="60" w:name="tips-and-common-mistakes"/>
+      <w:bookmarkStart w:id="61" w:name="tips-and-common-mistakes"/>
       <w:r>
         <w:t xml:space="preserve">Tips and Common Mistakes</w:t>
       </w:r>
-      <w:bookmarkEnd w:id="60"/>
+      <w:bookmarkEnd w:id="61"/>
     </w:p>
     <w:tbl>
       <w:tblPr>
@@ -7021,11 +7124,11 @@
       <w:pPr>
         <w:pStyle w:val="Heading3"/>
       </w:pPr>
-      <w:bookmarkStart w:id="61" w:name="getting-unstuck"/>
+      <w:bookmarkStart w:id="62" w:name="getting-unstuck"/>
       <w:r>
         <w:t xml:space="preserve">Getting Unstuck</w:t>
       </w:r>
-      <w:bookmarkEnd w:id="61"/>
+      <w:bookmarkEnd w:id="62"/>
     </w:p>
     <w:p>
       <w:pPr>
@@ -7135,11 +7238,11 @@
       <w:pPr>
         <w:pStyle w:val="Heading2"/>
       </w:pPr>
-      <w:bookmarkStart w:id="62" w:name="lab-completion-checklist"/>
+      <w:bookmarkStart w:id="63" w:name="lab-completion-checklist"/>
       <w:r>
         <w:t xml:space="preserve">Lab Completion Checklist</w:t>
       </w:r>
-      <w:bookmarkEnd w:id="62"/>
+      <w:bookmarkEnd w:id="63"/>
     </w:p>
     <w:tbl>
       <w:tblPr>
@@ -7375,7 +7478,7 @@
       <w:r>
         <w:t xml:space="preserve"> </w:t>
       </w:r>
-      <w:hyperlink r:id="rId32">
+      <w:hyperlink r:id="rId33">
         <w:r>
           <w:rPr>
             <w:rStyle w:val="Hyperlink"/>
